--- a/Maga_1_course/BusinessAnalyz/Parakhin_PRIm124-Lab1_Pivot.docx
+++ b/Maga_1_course/BusinessAnalyz/Parakhin_PRIm124-Lab1_Pivot.docx
@@ -993,14 +993,7 @@
           <w:sz w:val="28"/>
           <w:szCs w:val="28"/>
         </w:rPr>
-        <w:t>Попробуем</w:t>
-      </w:r>
-      <w:r>
-        <w:rPr>
-          <w:sz w:val="28"/>
-          <w:szCs w:val="28"/>
-        </w:rPr>
-        <w:t xml:space="preserve"> определить регионы, необеспеченные в нужной степени тем или иным видом продуктов питания.</w:t>
+        <w:t>В рамках первого документа имеется выборка данных по различным видам яиц за 11 месяцев 2023 года</w:t>
       </w:r>
     </w:p>
     <w:p>
@@ -1018,7 +1011,7 @@
           <w:sz w:val="28"/>
           <w:szCs w:val="28"/>
         </w:rPr>
-        <w:t xml:space="preserve">Данные по численности населения в регионах РФ: </w:t>
+        <w:t>Для начала нужно получить уникальный список видов яичной продукции:</w:t>
       </w:r>
     </w:p>
     <w:p>
@@ -1036,23 +1029,41 @@
           <w:sz w:val="28"/>
           <w:szCs w:val="28"/>
         </w:rPr>
-        <w:t xml:space="preserve">http://ru.wikipedia.org/wiki/Плотность_населения_субъектов_Российской_Федерации) или нормы потребления продуктов питания (https://minzdrav.gov.ru/opendata/7707778246- </w:t>
-      </w:r>
-      <w:proofErr w:type="spellStart"/>
-      <w:r>
-        <w:rPr>
-          <w:sz w:val="28"/>
-          <w:szCs w:val="28"/>
-        </w:rPr>
-        <w:t>normpotrebproduct</w:t>
-      </w:r>
-      <w:proofErr w:type="spellEnd"/>
-      <w:r>
-        <w:rPr>
-          <w:sz w:val="28"/>
-          <w:szCs w:val="28"/>
-        </w:rPr>
-        <w:t xml:space="preserve"> </w:t>
+        <w:drawing>
+          <wp:inline distT="0" distB="0" distL="0" distR="0" wp14:anchorId="6E64C42E" wp14:editId="2AC70A74">
+            <wp:extent cx="2457793" cy="1609950"/>
+            <wp:effectExtent l="0" t="0" r="0" b="9525"/>
+            <wp:docPr id="1" name="Рисунок 1"/>
+            <wp:cNvGraphicFramePr>
+              <a:graphicFrameLocks xmlns:a="http://schemas.openxmlformats.org/drawingml/2006/main" noChangeAspect="1"/>
+            </wp:cNvGraphicFramePr>
+            <a:graphic xmlns:a="http://schemas.openxmlformats.org/drawingml/2006/main">
+              <a:graphicData uri="http://schemas.openxmlformats.org/drawingml/2006/picture">
+                <pic:pic xmlns:pic="http://schemas.openxmlformats.org/drawingml/2006/picture">
+                  <pic:nvPicPr>
+                    <pic:cNvPr id="1" name=""/>
+                    <pic:cNvPicPr/>
+                  </pic:nvPicPr>
+                  <pic:blipFill>
+                    <a:blip r:embed="rId5"/>
+                    <a:stretch>
+                      <a:fillRect/>
+                    </a:stretch>
+                  </pic:blipFill>
+                  <pic:spPr>
+                    <a:xfrm>
+                      <a:off x="0" y="0"/>
+                      <a:ext cx="2457793" cy="1609950"/>
+                    </a:xfrm>
+                    <a:prstGeom prst="rect">
+                      <a:avLst/>
+                    </a:prstGeom>
+                  </pic:spPr>
+                </pic:pic>
+              </a:graphicData>
+            </a:graphic>
+          </wp:inline>
+        </w:drawing>
       </w:r>
     </w:p>
     <w:p>
@@ -1065,6 +1076,13 @@
           <w:szCs w:val="28"/>
         </w:rPr>
       </w:pPr>
+      <w:r>
+        <w:rPr>
+          <w:sz w:val="28"/>
+          <w:szCs w:val="28"/>
+        </w:rPr>
+        <w:t>Далее как оказалось в некоторых строках для яиц указаны единицы измерения в кг, а в других – в штуках. Для единообразия привел все к массе в кг, для этого создал отдельный столбец и просчитал массу – для куриных яиц использовал 0,06 кг, для перепелиных – 0,011 кг.</w:t>
+      </w:r>
     </w:p>
     <w:p>
       <w:pPr>
@@ -1076,16 +1094,65 @@
           <w:szCs w:val="28"/>
         </w:rPr>
       </w:pPr>
-      <w:bookmarkStart w:id="0" w:name="_GoBack"/>
-      <w:r>
-        <w:rPr>
-          <w:sz w:val="28"/>
-          <w:szCs w:val="28"/>
-        </w:rPr>
-        <w:t>Рассчитайте прогноз по одному из анализируемых показателей с помощью функции FORECAST, отразите линию тренда на графике.</w:t>
-      </w:r>
-    </w:p>
-    <w:bookmarkEnd w:id="0"/>
+      <w:r>
+        <w:rPr>
+          <w:sz w:val="28"/>
+          <w:szCs w:val="28"/>
+        </w:rPr>
+        <w:t>Далее используя этот столбец просчитал общую массу для каждого вида продукции за 11 месяцев, поделив на 334 дня получил среднюю массу за день 2023 года</w:t>
+      </w:r>
+    </w:p>
+    <w:p>
+      <w:pPr>
+        <w:spacing w:after="160" w:line="360" w:lineRule="auto"/>
+        <w:jc w:val="center"/>
+        <w:rPr>
+          <w:sz w:val="28"/>
+          <w:szCs w:val="28"/>
+        </w:rPr>
+      </w:pPr>
+      <w:r>
+        <w:rPr>
+          <w:sz w:val="28"/>
+          <w:szCs w:val="28"/>
+        </w:rPr>
+        <w:drawing>
+          <wp:inline distT="0" distB="0" distL="0" distR="0" wp14:anchorId="2E28EF8E" wp14:editId="312A314A">
+            <wp:extent cx="6300470" cy="1460500"/>
+            <wp:effectExtent l="0" t="0" r="5080" b="6350"/>
+            <wp:docPr id="2" name="Рисунок 2"/>
+            <wp:cNvGraphicFramePr>
+              <a:graphicFrameLocks xmlns:a="http://schemas.openxmlformats.org/drawingml/2006/main" noChangeAspect="1"/>
+            </wp:cNvGraphicFramePr>
+            <a:graphic xmlns:a="http://schemas.openxmlformats.org/drawingml/2006/main">
+              <a:graphicData uri="http://schemas.openxmlformats.org/drawingml/2006/picture">
+                <pic:pic xmlns:pic="http://schemas.openxmlformats.org/drawingml/2006/picture">
+                  <pic:nvPicPr>
+                    <pic:cNvPr id="1" name=""/>
+                    <pic:cNvPicPr/>
+                  </pic:nvPicPr>
+                  <pic:blipFill>
+                    <a:blip r:embed="rId6"/>
+                    <a:stretch>
+                      <a:fillRect/>
+                    </a:stretch>
+                  </pic:blipFill>
+                  <pic:spPr>
+                    <a:xfrm>
+                      <a:off x="0" y="0"/>
+                      <a:ext cx="6300470" cy="1460500"/>
+                    </a:xfrm>
+                    <a:prstGeom prst="rect">
+                      <a:avLst/>
+                    </a:prstGeom>
+                  </pic:spPr>
+                </pic:pic>
+              </a:graphicData>
+            </a:graphic>
+          </wp:inline>
+        </w:drawing>
+      </w:r>
+    </w:p>
     <w:p>
       <w:pPr>
         <w:spacing w:after="160" w:line="360" w:lineRule="auto"/>
@@ -1096,13 +1163,6 @@
           <w:szCs w:val="28"/>
         </w:rPr>
       </w:pPr>
-      <w:r>
-        <w:rPr>
-          <w:sz w:val="28"/>
-          <w:szCs w:val="28"/>
-        </w:rPr>
-        <w:br w:type="page"/>
-      </w:r>
     </w:p>
     <w:p>
       <w:pPr>
@@ -1114,6 +1174,127 @@
           <w:szCs w:val="28"/>
         </w:rPr>
       </w:pPr>
+      <w:r>
+        <w:rPr>
+          <w:sz w:val="28"/>
+          <w:szCs w:val="28"/>
+        </w:rPr>
+        <w:t>Далее раскидал выборки по видам яиц дискретно по каждому виду яйца и месяца – и учел разное кол-во дней в каждом месяце – получил распределение средней массы каждого вида продукции в день определенного месяца, с января по ноябрь 2023 года, оформил визуальное представление с помощью разных диаграмм: 2 гистограмм, 2 линейчатых, круговой и точечной диаграммы</w:t>
+      </w:r>
+    </w:p>
+    <w:p>
+      <w:pPr>
+        <w:spacing w:after="160" w:line="360" w:lineRule="auto"/>
+        <w:jc w:val="center"/>
+        <w:rPr>
+          <w:sz w:val="28"/>
+          <w:szCs w:val="28"/>
+        </w:rPr>
+      </w:pPr>
+      <w:r>
+        <w:rPr>
+          <w:sz w:val="28"/>
+          <w:szCs w:val="28"/>
+        </w:rPr>
+        <w:br w:type="page"/>
+      </w:r>
+      <w:r>
+        <w:rPr>
+          <w:sz w:val="28"/>
+          <w:szCs w:val="28"/>
+        </w:rPr>
+        <w:lastRenderedPageBreak/>
+        <w:drawing>
+          <wp:inline distT="0" distB="0" distL="0" distR="0" wp14:anchorId="51F4B856" wp14:editId="7C4F49C8">
+            <wp:extent cx="6300470" cy="4081145"/>
+            <wp:effectExtent l="0" t="0" r="5080" b="0"/>
+            <wp:docPr id="4" name="Рисунок 3"/>
+            <wp:cNvGraphicFramePr>
+              <a:graphicFrameLocks xmlns:a="http://schemas.openxmlformats.org/drawingml/2006/main" noChangeAspect="1"/>
+            </wp:cNvGraphicFramePr>
+            <a:graphic xmlns:a="http://schemas.openxmlformats.org/drawingml/2006/main">
+              <a:graphicData uri="http://schemas.openxmlformats.org/drawingml/2006/picture">
+                <pic:pic xmlns:pic="http://schemas.openxmlformats.org/drawingml/2006/picture">
+                  <pic:nvPicPr>
+                    <pic:cNvPr id="4" name="Рисунок 3"/>
+                    <pic:cNvPicPr>
+                      <a:picLocks noChangeAspect="1"/>
+                    </pic:cNvPicPr>
+                  </pic:nvPicPr>
+                  <pic:blipFill>
+                    <a:blip r:embed="rId7"/>
+                    <a:stretch>
+                      <a:fillRect/>
+                    </a:stretch>
+                  </pic:blipFill>
+                  <pic:spPr>
+                    <a:xfrm>
+                      <a:off x="0" y="0"/>
+                      <a:ext cx="6300470" cy="4081145"/>
+                    </a:xfrm>
+                    <a:prstGeom prst="rect">
+                      <a:avLst/>
+                    </a:prstGeom>
+                  </pic:spPr>
+                </pic:pic>
+              </a:graphicData>
+            </a:graphic>
+          </wp:inline>
+        </w:drawing>
+      </w:r>
+    </w:p>
+    <w:p>
+      <w:pPr>
+        <w:spacing w:after="160" w:line="360" w:lineRule="auto"/>
+        <w:jc w:val="center"/>
+        <w:rPr>
+          <w:sz w:val="28"/>
+          <w:szCs w:val="28"/>
+        </w:rPr>
+      </w:pPr>
+      <w:r>
+        <w:rPr>
+          <w:sz w:val="28"/>
+          <w:szCs w:val="28"/>
+        </w:rPr>
+        <w:drawing>
+          <wp:inline distT="0" distB="0" distL="0" distR="0" wp14:anchorId="3DA140EA" wp14:editId="776535E4">
+            <wp:extent cx="6300470" cy="4182110"/>
+            <wp:effectExtent l="0" t="0" r="5080" b="8890"/>
+            <wp:docPr id="5" name="Рисунок 4"/>
+            <wp:cNvGraphicFramePr>
+              <a:graphicFrameLocks xmlns:a="http://schemas.openxmlformats.org/drawingml/2006/main" noChangeAspect="1"/>
+            </wp:cNvGraphicFramePr>
+            <a:graphic xmlns:a="http://schemas.openxmlformats.org/drawingml/2006/main">
+              <a:graphicData uri="http://schemas.openxmlformats.org/drawingml/2006/picture">
+                <pic:pic xmlns:pic="http://schemas.openxmlformats.org/drawingml/2006/picture">
+                  <pic:nvPicPr>
+                    <pic:cNvPr id="5" name="Рисунок 4"/>
+                    <pic:cNvPicPr>
+                      <a:picLocks noChangeAspect="1"/>
+                    </pic:cNvPicPr>
+                  </pic:nvPicPr>
+                  <pic:blipFill>
+                    <a:blip r:embed="rId8"/>
+                    <a:stretch>
+                      <a:fillRect/>
+                    </a:stretch>
+                  </pic:blipFill>
+                  <pic:spPr>
+                    <a:xfrm>
+                      <a:off x="0" y="0"/>
+                      <a:ext cx="6300470" cy="4182110"/>
+                    </a:xfrm>
+                    <a:prstGeom prst="rect">
+                      <a:avLst/>
+                    </a:prstGeom>
+                  </pic:spPr>
+                </pic:pic>
+              </a:graphicData>
+            </a:graphic>
+          </wp:inline>
+        </w:drawing>
+      </w:r>
     </w:p>
     <w:p>
       <w:pPr>
@@ -1124,23 +1305,380 @@
           <w:szCs w:val="28"/>
         </w:rPr>
       </w:pPr>
-      <w:r>
-        <w:rPr>
-          <w:sz w:val="28"/>
-          <w:szCs w:val="28"/>
-        </w:rPr>
+    </w:p>
+    <w:p>
+      <w:pPr>
+        <w:spacing w:line="360" w:lineRule="auto"/>
+        <w:jc w:val="center"/>
+        <w:rPr>
+          <w:sz w:val="28"/>
+          <w:szCs w:val="28"/>
+        </w:rPr>
+      </w:pPr>
+    </w:p>
+    <w:p>
+      <w:pPr>
+        <w:spacing w:line="360" w:lineRule="auto"/>
+        <w:rPr>
+          <w:sz w:val="28"/>
+          <w:szCs w:val="28"/>
+        </w:rPr>
+      </w:pPr>
+      <w:r>
+        <w:rPr>
+          <w:sz w:val="28"/>
+          <w:szCs w:val="28"/>
+        </w:rPr>
+        <w:lastRenderedPageBreak/>
+        <w:t>После этого использовал второй документ</w:t>
+      </w:r>
+      <w:r>
+        <w:rPr>
+          <w:sz w:val="28"/>
+          <w:szCs w:val="28"/>
+        </w:rPr>
+        <w:t xml:space="preserve"> (.</w:t>
+      </w:r>
+      <w:r>
+        <w:rPr>
+          <w:sz w:val="28"/>
+          <w:szCs w:val="28"/>
+          <w:lang w:val="en-US"/>
+        </w:rPr>
+        <w:t>csv</w:t>
+      </w:r>
+      <w:r>
+        <w:rPr>
+          <w:sz w:val="28"/>
+          <w:szCs w:val="28"/>
+        </w:rPr>
+        <w:t xml:space="preserve">) </w:t>
+      </w:r>
+      <w:r>
+        <w:rPr>
+          <w:sz w:val="28"/>
+          <w:szCs w:val="28"/>
+        </w:rPr>
+        <w:t>–</w:t>
+      </w:r>
+      <w:r>
+        <w:rPr>
+          <w:sz w:val="28"/>
+          <w:szCs w:val="28"/>
+        </w:rPr>
+        <w:t xml:space="preserve"> </w:t>
+      </w:r>
+      <w:r>
+        <w:rPr>
+          <w:sz w:val="28"/>
+          <w:szCs w:val="28"/>
+        </w:rPr>
+        <w:t xml:space="preserve">в котором находились выборки по всем единицам продукции, не только яичной, за конкретный день – 13 января 2024 года. </w:t>
+      </w:r>
+    </w:p>
+    <w:p>
+      <w:pPr>
+        <w:spacing w:line="360" w:lineRule="auto"/>
+        <w:rPr>
+          <w:sz w:val="28"/>
+          <w:szCs w:val="28"/>
+        </w:rPr>
+      </w:pPr>
+      <w:r>
+        <w:rPr>
+          <w:sz w:val="28"/>
+          <w:szCs w:val="28"/>
+        </w:rPr>
+        <w:t xml:space="preserve">Аналогично прошлому файлу – привел все строки с яичной продукцией к одной единице измерения – масса, кг. Далее аналогично просчитал для каждого вида продукции массу в этот день (скриншот утерян, так как при </w:t>
+      </w:r>
+      <w:proofErr w:type="spellStart"/>
+      <w:r>
+        <w:rPr>
+          <w:sz w:val="28"/>
+          <w:szCs w:val="28"/>
+        </w:rPr>
+        <w:t>переоткрытии</w:t>
+      </w:r>
+      <w:proofErr w:type="spellEnd"/>
+      <w:r>
+        <w:rPr>
+          <w:sz w:val="28"/>
+          <w:szCs w:val="28"/>
+        </w:rPr>
+        <w:t xml:space="preserve"> сохраненного </w:t>
+      </w:r>
+      <w:r>
+        <w:rPr>
+          <w:sz w:val="28"/>
+          <w:szCs w:val="28"/>
+        </w:rPr>
+        <w:t>.</w:t>
+      </w:r>
+      <w:r>
+        <w:rPr>
+          <w:sz w:val="28"/>
+          <w:szCs w:val="28"/>
+          <w:lang w:val="en-US"/>
+        </w:rPr>
+        <w:t>csv</w:t>
+      </w:r>
+      <w:r>
+        <w:rPr>
+          <w:sz w:val="28"/>
+          <w:szCs w:val="28"/>
+        </w:rPr>
+        <w:t xml:space="preserve"> </w:t>
+      </w:r>
+      <w:r>
+        <w:rPr>
+          <w:sz w:val="28"/>
+          <w:szCs w:val="28"/>
+        </w:rPr>
+        <w:t>файла вся разметка ячеек сломалась)</w:t>
+      </w:r>
+    </w:p>
+    <w:p>
+      <w:pPr>
+        <w:spacing w:line="360" w:lineRule="auto"/>
+        <w:rPr>
+          <w:sz w:val="28"/>
+          <w:szCs w:val="28"/>
+        </w:rPr>
+      </w:pPr>
+      <w:r>
+        <w:rPr>
+          <w:sz w:val="28"/>
+          <w:szCs w:val="28"/>
+        </w:rPr>
+        <w:br/>
+        <w:t xml:space="preserve">Но данные сами я вынес в </w:t>
+      </w:r>
+      <w:proofErr w:type="gramStart"/>
+      <w:r>
+        <w:rPr>
+          <w:sz w:val="28"/>
+          <w:szCs w:val="28"/>
+        </w:rPr>
+        <w:t xml:space="preserve">отдельный </w:t>
+      </w:r>
+      <w:r>
+        <w:rPr>
+          <w:sz w:val="28"/>
+          <w:szCs w:val="28"/>
+        </w:rPr>
+        <w:t>.</w:t>
+      </w:r>
+      <w:r>
+        <w:rPr>
+          <w:sz w:val="28"/>
+          <w:szCs w:val="28"/>
+          <w:lang w:val="en-US"/>
+        </w:rPr>
+        <w:t>excel</w:t>
+      </w:r>
+      <w:proofErr w:type="gramEnd"/>
+      <w:r>
+        <w:rPr>
+          <w:sz w:val="28"/>
+          <w:szCs w:val="28"/>
+        </w:rPr>
+        <w:t xml:space="preserve"> </w:t>
+      </w:r>
+      <w:r>
+        <w:rPr>
+          <w:sz w:val="28"/>
+          <w:szCs w:val="28"/>
+        </w:rPr>
+        <w:t>файл</w:t>
+      </w:r>
+    </w:p>
+    <w:p>
+      <w:pPr>
+        <w:spacing w:line="360" w:lineRule="auto"/>
+        <w:rPr>
+          <w:sz w:val="28"/>
+          <w:szCs w:val="28"/>
+        </w:rPr>
+      </w:pPr>
+    </w:p>
+    <w:p>
+      <w:pPr>
+        <w:spacing w:line="360" w:lineRule="auto"/>
+        <w:rPr>
+          <w:sz w:val="28"/>
+          <w:szCs w:val="28"/>
+        </w:rPr>
+      </w:pPr>
+      <w:r>
+        <w:rPr>
+          <w:sz w:val="28"/>
+          <w:szCs w:val="28"/>
+        </w:rPr>
+        <w:drawing>
+          <wp:inline distT="0" distB="0" distL="0" distR="0" wp14:anchorId="445B3F5B" wp14:editId="7B95E037">
+            <wp:extent cx="6300470" cy="4400550"/>
+            <wp:effectExtent l="0" t="0" r="5080" b="0"/>
+            <wp:docPr id="3" name="Рисунок 3"/>
+            <wp:cNvGraphicFramePr>
+              <a:graphicFrameLocks xmlns:a="http://schemas.openxmlformats.org/drawingml/2006/main" noChangeAspect="1"/>
+            </wp:cNvGraphicFramePr>
+            <a:graphic xmlns:a="http://schemas.openxmlformats.org/drawingml/2006/main">
+              <a:graphicData uri="http://schemas.openxmlformats.org/drawingml/2006/picture">
+                <pic:pic xmlns:pic="http://schemas.openxmlformats.org/drawingml/2006/picture">
+                  <pic:nvPicPr>
+                    <pic:cNvPr id="1" name=""/>
+                    <pic:cNvPicPr/>
+                  </pic:nvPicPr>
+                  <pic:blipFill>
+                    <a:blip r:embed="rId9"/>
+                    <a:stretch>
+                      <a:fillRect/>
+                    </a:stretch>
+                  </pic:blipFill>
+                  <pic:spPr>
+                    <a:xfrm>
+                      <a:off x="0" y="0"/>
+                      <a:ext cx="6300470" cy="4400550"/>
+                    </a:xfrm>
+                    <a:prstGeom prst="rect">
+                      <a:avLst/>
+                    </a:prstGeom>
+                  </pic:spPr>
+                </pic:pic>
+              </a:graphicData>
+            </a:graphic>
+          </wp:inline>
+        </w:drawing>
+      </w:r>
+    </w:p>
+    <w:p>
+      <w:pPr>
+        <w:spacing w:line="360" w:lineRule="auto"/>
+        <w:rPr>
+          <w:sz w:val="28"/>
+          <w:szCs w:val="28"/>
+        </w:rPr>
+      </w:pPr>
+    </w:p>
+    <w:p>
+      <w:pPr>
+        <w:spacing w:line="360" w:lineRule="auto"/>
+        <w:rPr>
+          <w:sz w:val="28"/>
+          <w:szCs w:val="28"/>
+        </w:rPr>
+      </w:pPr>
+      <w:r>
+        <w:rPr>
+          <w:sz w:val="28"/>
+          <w:szCs w:val="28"/>
+        </w:rPr>
+        <w:t>Я специально соотнес данные для средней массы в кг. каждого вида продукции – слева за средний январский день 2023 г., а справа – за конкретный день 13 января 2024 г.</w:t>
+      </w:r>
+    </w:p>
+    <w:p>
+      <w:pPr>
+        <w:spacing w:line="360" w:lineRule="auto"/>
+        <w:rPr>
+          <w:sz w:val="28"/>
+          <w:szCs w:val="28"/>
+        </w:rPr>
+      </w:pPr>
+      <w:r>
+        <w:rPr>
+          <w:sz w:val="28"/>
+          <w:szCs w:val="28"/>
+        </w:rPr>
+        <w:lastRenderedPageBreak/>
+        <w:t>Результаты сравнения получились достаточно странные – основных видов продукции: яйцо куриное и яйцо перепелиное было произведено (перемещено) в 10 с лишним раз больше в январский день 2023 года – чем в день экстренной выборки – 13 января 2024 г.</w:t>
+      </w:r>
+      <w:r>
+        <w:rPr>
+          <w:sz w:val="28"/>
+          <w:szCs w:val="28"/>
+        </w:rPr>
+        <w:br/>
+        <w:t>На гистограмме с использованием логарифмической шкалы я изобразил для каждого вида продукции сравнение между 2 случаями – вывод какой отсюда делать, точно сказать не могу, думаю – либо не все данные были учтены в выборке за этот день, либо произошел какой то резкий провал перемещения яичной продукции.</w:t>
+      </w:r>
+    </w:p>
+    <w:p>
+      <w:pPr>
+        <w:spacing w:line="360" w:lineRule="auto"/>
+        <w:rPr>
+          <w:sz w:val="28"/>
+          <w:szCs w:val="28"/>
+        </w:rPr>
+      </w:pPr>
+      <w:r>
+        <w:rPr>
+          <w:sz w:val="28"/>
+          <w:szCs w:val="28"/>
+        </w:rPr>
+        <w:t xml:space="preserve">Потому </w:t>
+      </w:r>
+      <w:proofErr w:type="gramStart"/>
+      <w:r>
+        <w:rPr>
+          <w:sz w:val="28"/>
+          <w:szCs w:val="28"/>
+        </w:rPr>
+        <w:t>что</w:t>
+      </w:r>
+      <w:proofErr w:type="gramEnd"/>
+      <w:r>
+        <w:rPr>
+          <w:sz w:val="28"/>
+          <w:szCs w:val="28"/>
+        </w:rPr>
+        <w:t xml:space="preserve"> если посмотреть диаграммы за 2023 год – видно, что уровень перемещения куриных и перепелиных яиц за каждый месяц года (точнее его средний дневной показатель) держится примерно на одной отметке.</w:t>
+      </w:r>
+    </w:p>
+    <w:p>
+      <w:pPr>
+        <w:spacing w:after="160" w:line="259" w:lineRule="auto"/>
+        <w:ind w:firstLine="851"/>
+        <w:jc w:val="both"/>
+        <w:rPr>
+          <w:sz w:val="28"/>
+          <w:szCs w:val="28"/>
+        </w:rPr>
+      </w:pPr>
+      <w:r>
+        <w:rPr>
+          <w:sz w:val="28"/>
+          <w:szCs w:val="28"/>
+        </w:rPr>
+        <w:br w:type="page"/>
+      </w:r>
+    </w:p>
+    <w:p>
+      <w:pPr>
+        <w:spacing w:line="360" w:lineRule="auto"/>
+        <w:jc w:val="center"/>
+        <w:rPr>
+          <w:sz w:val="28"/>
+          <w:szCs w:val="28"/>
+        </w:rPr>
+      </w:pPr>
+      <w:r>
+        <w:rPr>
+          <w:sz w:val="28"/>
+          <w:szCs w:val="28"/>
+        </w:rPr>
+        <w:lastRenderedPageBreak/>
         <w:t>Вывод</w:t>
       </w:r>
     </w:p>
     <w:p>
       <w:pPr>
         <w:spacing w:line="360" w:lineRule="auto"/>
-        <w:jc w:val="both"/>
-        <w:rPr>
-          <w:sz w:val="28"/>
-          <w:szCs w:val="28"/>
-        </w:rPr>
-      </w:pPr>
+        <w:ind w:firstLine="709"/>
+        <w:rPr>
+          <w:sz w:val="28"/>
+          <w:szCs w:val="28"/>
+        </w:rPr>
+      </w:pPr>
+      <w:bookmarkStart w:id="0" w:name="_GoBack"/>
       <w:r>
         <w:rPr>
           <w:sz w:val="28"/>
@@ -1168,6 +1706,21 @@
           <w:sz w:val="28"/>
           <w:szCs w:val="28"/>
         </w:rPr>
+        <w:t xml:space="preserve"> и </w:t>
+      </w:r>
+      <w:r>
+        <w:rPr>
+          <w:sz w:val="28"/>
+          <w:szCs w:val="28"/>
+          <w:lang w:val="en-US"/>
+        </w:rPr>
+        <w:t>excel</w:t>
+      </w:r>
+      <w:r>
+        <w:rPr>
+          <w:sz w:val="28"/>
+          <w:szCs w:val="28"/>
+        </w:rPr>
         <w:t xml:space="preserve"> </w:t>
       </w:r>
       <w:r>
@@ -1177,6 +1730,7 @@
         </w:rPr>
         <w:t>таблицы, проведена визуализация и интерпретация полученных результатов.</w:t>
       </w:r>
+      <w:bookmarkEnd w:id="0"/>
       <w:r>
         <w:rPr>
           <w:sz w:val="28"/>
@@ -2094,7 +2648,6 @@
   <w:style w:type="character" w:default="1" w:styleId="a0">
     <w:name w:val="Default Paragraph Font"/>
     <w:uiPriority w:val="1"/>
-    <w:semiHidden/>
     <w:unhideWhenUsed/>
   </w:style>
   <w:style w:type="table" w:default="1" w:styleId="a1">
